--- a/0-all/1-2025-2026/2-second-semester/6-G-6/0-semestar-plan/G6 - 2ST SEMESTER PLAN.docx
+++ b/0-all/1-2025-2026/2-second-semester/6-G-6/0-semestar-plan/G6 - 2ST SEMESTER PLAN.docx
@@ -166,7 +166,6 @@
                               </w:rPr>
                               <w:t>(</w:t>
                             </w:r>
-                            <w:proofErr w:type="gramStart"/>
                             <w:r>
                               <w:rPr>
                                 <w:rFonts w:ascii="29LT Bukra Bold Italic" w:hAnsi="29LT Bukra Bold Italic" w:cs="29LT Bukra Bold Italic"/>
@@ -194,17 +193,7 @@
                                 <w:szCs w:val="24"/>
                                 <w:lang w:val="en"/>
                               </w:rPr>
-                              <w:t xml:space="preserve">   </w:t>
-                            </w:r>
-                            <w:proofErr w:type="gramEnd"/>
-                            <w:r>
-                              <w:rPr>
-                                <w:rFonts w:ascii="29LT Bukra Bold Italic" w:hAnsi="29LT Bukra Bold Italic" w:cs="29LT Bukra Bold Italic"/>
-                                <w:sz w:val="24"/>
-                                <w:szCs w:val="24"/>
-                                <w:lang w:val="en"/>
-                              </w:rPr>
-                              <w:t xml:space="preserve">  </w:t>
+                              <w:t xml:space="preserve">     </w:t>
                             </w:r>
                             <w:r>
                               <w:rPr>
@@ -271,17 +260,7 @@
                                 <w:szCs w:val="24"/>
                                 <w:lang w:val="en"/>
                               </w:rPr>
-                              <w:t xml:space="preserve"> </w:t>
-                            </w:r>
-                            <w:proofErr w:type="gramStart"/>
-                            <w:r>
-                              <w:rPr>
-                                <w:rFonts w:ascii="29LT Bukra Bold Italic" w:hAnsi="29LT Bukra Bold Italic" w:cs="29LT Bukra Bold Italic"/>
-                                <w:sz w:val="24"/>
-                                <w:szCs w:val="24"/>
-                                <w:lang w:val="en"/>
-                              </w:rPr>
-                              <w:t xml:space="preserve">   </w:t>
+                              <w:t xml:space="preserve">    </w:t>
                             </w:r>
                             <w:r>
                               <w:rPr>
@@ -292,7 +271,6 @@
                               </w:rPr>
                               <w:t>(</w:t>
                             </w:r>
-                            <w:proofErr w:type="gramEnd"/>
                             <w:r>
                               <w:rPr>
                                 <w:rFonts w:ascii="29LT Bukra Bold Italic" w:hAnsi="29LT Bukra Bold Italic" w:cs="29LT Bukra Bold Italic"/>
@@ -786,7 +764,6 @@
               </w:rPr>
               <w:t>1</w:t>
             </w:r>
-            <w:proofErr w:type="gramStart"/>
             <w:r>
               <w:rPr>
                 <w:rFonts w:ascii="29LT Bukra Bold Italic" w:hAnsi="29LT Bukra Bold Italic" w:cs="29LT Bukra Bold Italic"/>
@@ -808,55 +785,29 @@
               </w:rPr>
               <w:t xml:space="preserve">  Week</w:t>
             </w:r>
-            <w:proofErr w:type="gramEnd"/>
-          </w:p>
-          <w:p>
-            <w:pPr>
-              <w:bidi/>
-              <w:jc w:val="center"/>
-              <w:rPr>
-                <w:rFonts w:ascii="29LT Bukra Bold Italic" w:hAnsi="29LT Bukra Bold Italic" w:cs="29LT Bukra Bold Italic"/>
-                <w:b/>
-                <w:bCs/>
-                <w:sz w:val="20"/>
-                <w:szCs w:val="20"/>
-                <w:rtl/>
-              </w:rPr>
-            </w:pPr>
-            <w:r>
-              <w:rPr>
-                <w:rFonts w:ascii="29LT Bukra Bold Italic" w:hAnsi="29LT Bukra Bold Italic" w:cs="29LT Bukra Bold Italic" w:hint="cs"/>
-                <w:b/>
-                <w:bCs/>
-                <w:sz w:val="20"/>
-                <w:szCs w:val="20"/>
-                <w:rtl/>
-              </w:rPr>
-              <w:t>29/</w:t>
-            </w:r>
-            <w:proofErr w:type="gramStart"/>
-            <w:r>
-              <w:rPr>
-                <w:rFonts w:ascii="29LT Bukra Bold Italic" w:hAnsi="29LT Bukra Bold Italic" w:cs="29LT Bukra Bold Italic" w:hint="cs"/>
-                <w:b/>
-                <w:bCs/>
-                <w:sz w:val="20"/>
-                <w:szCs w:val="20"/>
-                <w:rtl/>
-              </w:rPr>
-              <w:t>7 :</w:t>
-            </w:r>
-            <w:proofErr w:type="gramEnd"/>
-            <w:r>
-              <w:rPr>
-                <w:rFonts w:ascii="29LT Bukra Bold Italic" w:hAnsi="29LT Bukra Bold Italic" w:cs="29LT Bukra Bold Italic" w:hint="cs"/>
-                <w:b/>
-                <w:bCs/>
-                <w:sz w:val="20"/>
-                <w:szCs w:val="20"/>
-                <w:rtl/>
-              </w:rPr>
-              <w:t xml:space="preserve"> 3/8</w:t>
+          </w:p>
+          <w:p>
+            <w:pPr>
+              <w:bidi/>
+              <w:jc w:val="center"/>
+              <w:rPr>
+                <w:rFonts w:ascii="29LT Bukra Bold Italic" w:hAnsi="29LT Bukra Bold Italic" w:cs="29LT Bukra Bold Italic"/>
+                <w:b/>
+                <w:bCs/>
+                <w:sz w:val="20"/>
+                <w:szCs w:val="20"/>
+                <w:rtl/>
+              </w:rPr>
+            </w:pPr>
+            <w:r>
+              <w:rPr>
+                <w:rFonts w:ascii="29LT Bukra Bold Italic" w:hAnsi="29LT Bukra Bold Italic" w:cs="29LT Bukra Bold Italic"/>
+                <w:b/>
+                <w:bCs/>
+                <w:sz w:val="20"/>
+                <w:szCs w:val="20"/>
+              </w:rPr>
+              <w:t xml:space="preserve">18/1 : 22/1  </w:t>
             </w:r>
           </w:p>
         </w:tc>
@@ -920,7 +871,6 @@
               </w:rPr>
               <w:t>2</w:t>
             </w:r>
-            <w:proofErr w:type="gramStart"/>
             <w:r>
               <w:rPr>
                 <w:rFonts w:ascii="29LT Bukra Bold Italic" w:hAnsi="29LT Bukra Bold Italic" w:cs="29LT Bukra Bold Italic"/>
@@ -942,55 +892,29 @@
               </w:rPr>
               <w:t xml:space="preserve">  Week</w:t>
             </w:r>
-            <w:proofErr w:type="gramEnd"/>
-          </w:p>
-          <w:p>
-            <w:pPr>
-              <w:bidi/>
-              <w:jc w:val="center"/>
-              <w:rPr>
-                <w:rFonts w:ascii="29LT Bukra Bold Italic" w:hAnsi="29LT Bukra Bold Italic" w:cs="29LT Bukra Bold Italic"/>
-                <w:b/>
-                <w:bCs/>
-                <w:sz w:val="20"/>
-                <w:szCs w:val="20"/>
-                <w:rtl/>
-              </w:rPr>
-            </w:pPr>
-            <w:r>
-              <w:rPr>
-                <w:rFonts w:ascii="29LT Bukra Bold Italic" w:hAnsi="29LT Bukra Bold Italic" w:cs="29LT Bukra Bold Italic" w:hint="cs"/>
-                <w:b/>
-                <w:bCs/>
-                <w:sz w:val="20"/>
-                <w:szCs w:val="20"/>
-                <w:rtl/>
-              </w:rPr>
-              <w:t>6/</w:t>
-            </w:r>
-            <w:proofErr w:type="gramStart"/>
-            <w:r>
-              <w:rPr>
-                <w:rFonts w:ascii="29LT Bukra Bold Italic" w:hAnsi="29LT Bukra Bold Italic" w:cs="29LT Bukra Bold Italic" w:hint="cs"/>
-                <w:b/>
-                <w:bCs/>
-                <w:sz w:val="20"/>
-                <w:szCs w:val="20"/>
-                <w:rtl/>
-              </w:rPr>
-              <w:t>8 :</w:t>
-            </w:r>
-            <w:proofErr w:type="gramEnd"/>
-            <w:r>
-              <w:rPr>
-                <w:rFonts w:ascii="29LT Bukra Bold Italic" w:hAnsi="29LT Bukra Bold Italic" w:cs="29LT Bukra Bold Italic" w:hint="cs"/>
-                <w:b/>
-                <w:bCs/>
-                <w:sz w:val="20"/>
-                <w:szCs w:val="20"/>
-                <w:rtl/>
-              </w:rPr>
-              <w:t xml:space="preserve"> 10/8</w:t>
+          </w:p>
+          <w:p>
+            <w:pPr>
+              <w:bidi/>
+              <w:jc w:val="center"/>
+              <w:rPr>
+                <w:rFonts w:ascii="29LT Bukra Bold Italic" w:hAnsi="29LT Bukra Bold Italic" w:cs="29LT Bukra Bold Italic"/>
+                <w:b/>
+                <w:bCs/>
+                <w:sz w:val="20"/>
+                <w:szCs w:val="20"/>
+                <w:rtl/>
+              </w:rPr>
+            </w:pPr>
+            <w:r>
+              <w:rPr>
+                <w:rFonts w:ascii="29LT Bukra Bold Italic" w:hAnsi="29LT Bukra Bold Italic" w:cs="29LT Bukra Bold Italic"/>
+                <w:b/>
+                <w:bCs/>
+                <w:sz w:val="20"/>
+                <w:szCs w:val="20"/>
+              </w:rPr>
+              <w:t>25/1 : 29/1</w:t>
             </w:r>
           </w:p>
         </w:tc>
@@ -1091,38 +1015,13 @@
             </w:pPr>
             <w:r>
               <w:rPr>
-                <w:rFonts w:ascii="29LT Bukra Bold Italic" w:hAnsi="29LT Bukra Bold Italic" w:cs="29LT Bukra Bold Italic" w:hint="cs"/>
-                <w:b/>
-                <w:bCs/>
-                <w:sz w:val="20"/>
-                <w:szCs w:val="20"/>
-                <w:rtl/>
-              </w:rPr>
-              <w:t>13/</w:t>
-            </w:r>
-            <w:proofErr w:type="gramStart"/>
-            <w:r>
-              <w:rPr>
-                <w:rFonts w:ascii="29LT Bukra Bold Italic" w:hAnsi="29LT Bukra Bold Italic" w:cs="29LT Bukra Bold Italic" w:hint="cs"/>
-                <w:b/>
-                <w:bCs/>
-                <w:sz w:val="20"/>
-                <w:szCs w:val="20"/>
-                <w:rtl/>
-              </w:rPr>
-              <w:t>8 :</w:t>
-            </w:r>
-            <w:proofErr w:type="gramEnd"/>
-            <w:r>
-              <w:rPr>
-                <w:rFonts w:ascii="29LT Bukra Bold Italic" w:hAnsi="29LT Bukra Bold Italic" w:cs="29LT Bukra Bold Italic" w:hint="cs"/>
-                <w:b/>
-                <w:bCs/>
-                <w:sz w:val="20"/>
-                <w:szCs w:val="20"/>
-                <w:rtl/>
-              </w:rPr>
-              <w:t xml:space="preserve"> 17/8</w:t>
+                <w:rFonts w:ascii="29LT Bukra Bold Italic" w:hAnsi="29LT Bukra Bold Italic" w:cs="29LT Bukra Bold Italic"/>
+                <w:b/>
+                <w:bCs/>
+                <w:sz w:val="20"/>
+                <w:szCs w:val="20"/>
+              </w:rPr>
+              <w:t>1/2  :  5/2</w:t>
             </w:r>
           </w:p>
         </w:tc>
@@ -1230,7 +1129,51 @@
                 <w:szCs w:val="20"/>
                 <w:rtl/>
               </w:rPr>
-              <w:t>20/8 :24/8</w:t>
+              <w:t>2/</w:t>
+            </w:r>
+            <w:r>
+              <w:rPr>
+                <w:rFonts w:ascii="29LT Bukra Bold Italic" w:hAnsi="29LT Bukra Bold Italic" w:cs="29LT Bukra Bold Italic" w:hint="cs"/>
+                <w:b/>
+                <w:bCs/>
+                <w:sz w:val="20"/>
+                <w:szCs w:val="20"/>
+                <w:rtl/>
+              </w:rPr>
+              <w:t>12</w:t>
+            </w:r>
+            <w:r>
+              <w:rPr>
+                <w:rFonts w:ascii="29LT Bukra Bold Italic" w:hAnsi="29LT Bukra Bold Italic" w:cs="29LT Bukra Bold Italic" w:hint="cs"/>
+                <w:b/>
+                <w:bCs/>
+                <w:sz w:val="20"/>
+                <w:szCs w:val="20"/>
+                <w:rtl/>
+              </w:rPr>
+              <w:t xml:space="preserve"> :</w:t>
+            </w:r>
+            <w:r>
+              <w:rPr>
+                <w:rFonts w:ascii="29LT Bukra Bold Italic" w:hAnsi="29LT Bukra Bold Italic" w:cs="29LT Bukra Bold Italic" w:hint="cs"/>
+                <w:b/>
+                <w:bCs/>
+                <w:sz w:val="20"/>
+                <w:szCs w:val="20"/>
+                <w:rtl/>
+              </w:rPr>
+              <w:t>2</w:t>
+            </w:r>
+            <w:r>
+              <w:rPr>
+                <w:rFonts w:ascii="29LT Bukra Bold Italic" w:hAnsi="29LT Bukra Bold Italic" w:cs="29LT Bukra Bold Italic" w:hint="cs"/>
+                <w:b/>
+                <w:bCs/>
+                <w:sz w:val="20"/>
+                <w:szCs w:val="20"/>
+                <w:rtl/>
+              </w:rPr>
+              <w:t>/8</w:t>
             </w:r>
           </w:p>
         </w:tc>
@@ -2306,38 +2249,13 @@
             </w:pPr>
             <w:r>
               <w:rPr>
-                <w:rFonts w:ascii="29LT Bukra Bold Italic" w:hAnsi="29LT Bukra Bold Italic" w:cs="29LT Bukra Bold Italic" w:hint="cs"/>
-                <w:b/>
-                <w:bCs/>
-                <w:sz w:val="20"/>
-                <w:szCs w:val="20"/>
-                <w:rtl/>
-              </w:rPr>
-              <w:t>27/</w:t>
-            </w:r>
-            <w:proofErr w:type="gramStart"/>
-            <w:r>
-              <w:rPr>
-                <w:rFonts w:ascii="29LT Bukra Bold Italic" w:hAnsi="29LT Bukra Bold Italic" w:cs="29LT Bukra Bold Italic" w:hint="cs"/>
-                <w:b/>
-                <w:bCs/>
-                <w:sz w:val="20"/>
-                <w:szCs w:val="20"/>
-                <w:rtl/>
-              </w:rPr>
-              <w:t>8 :</w:t>
-            </w:r>
-            <w:proofErr w:type="gramEnd"/>
-            <w:r>
-              <w:rPr>
-                <w:rFonts w:ascii="29LT Bukra Bold Italic" w:hAnsi="29LT Bukra Bold Italic" w:cs="29LT Bukra Bold Italic" w:hint="cs"/>
-                <w:b/>
-                <w:bCs/>
-                <w:sz w:val="20"/>
-                <w:szCs w:val="20"/>
-                <w:rtl/>
-              </w:rPr>
-              <w:t xml:space="preserve"> 2/9</w:t>
+                <w:rFonts w:ascii="29LT Bukra Bold Italic" w:hAnsi="29LT Bukra Bold Italic" w:cs="29LT Bukra Bold Italic"/>
+                <w:b/>
+                <w:bCs/>
+                <w:sz w:val="20"/>
+                <w:szCs w:val="20"/>
+              </w:rPr>
+              <w:t>15/2  :  19/2</w:t>
             </w:r>
           </w:p>
         </w:tc>
@@ -2438,14 +2356,13 @@
             </w:pPr>
             <w:r>
               <w:rPr>
-                <w:rFonts w:ascii="29LT Bukra Bold Italic" w:hAnsi="29LT Bukra Bold Italic" w:cs="29LT Bukra Bold Italic" w:hint="cs"/>
-                <w:b/>
-                <w:bCs/>
-                <w:sz w:val="20"/>
-                <w:szCs w:val="20"/>
-                <w:rtl/>
-              </w:rPr>
-              <w:t>5/9: 9/9</w:t>
+                <w:rFonts w:ascii="29LT Bukra Bold Italic" w:hAnsi="29LT Bukra Bold Italic" w:cs="29LT Bukra Bold Italic"/>
+                <w:b/>
+                <w:bCs/>
+                <w:sz w:val="20"/>
+                <w:szCs w:val="20"/>
+              </w:rPr>
+              <w:t>22/2 : 26:2</w:t>
             </w:r>
           </w:p>
         </w:tc>
@@ -2546,6 +2463,16 @@
             </w:pPr>
             <w:r>
               <w:rPr>
+                <w:rFonts w:ascii="29LT Bukra Bold Italic" w:hAnsi="29LT Bukra Bold Italic" w:cs="29LT Bukra Bold Italic"/>
+                <w:b/>
+                <w:bCs/>
+                <w:sz w:val="20"/>
+                <w:szCs w:val="20"/>
+              </w:rPr>
+              <w:t>3</w:t>
+            </w:r>
+            <w:r>
+              <w:rPr>
                 <w:rFonts w:ascii="29LT Bukra Bold Italic" w:hAnsi="29LT Bukra Bold Italic" w:cs="29LT Bukra Bold Italic" w:hint="cs"/>
                 <w:b/>
                 <w:bCs/>
@@ -2553,7 +2480,59 @@
                 <w:szCs w:val="20"/>
                 <w:rtl/>
               </w:rPr>
-              <w:t>12/9 :16/9</w:t>
+              <w:t>/</w:t>
+            </w:r>
+            <w:r>
+              <w:rPr>
+                <w:rFonts w:ascii="29LT Bukra Bold Italic" w:hAnsi="29LT Bukra Bold Italic" w:cs="29LT Bukra Bold Italic"/>
+                <w:b/>
+                <w:bCs/>
+                <w:sz w:val="20"/>
+                <w:szCs w:val="20"/>
+              </w:rPr>
+              <w:t>5</w:t>
+            </w:r>
+            <w:r>
+              <w:rPr>
+                <w:rFonts w:ascii="29LT Bukra Bold Italic" w:hAnsi="29LT Bukra Bold Italic" w:cs="29LT Bukra Bold Italic" w:hint="cs"/>
+                <w:b/>
+                <w:bCs/>
+                <w:sz w:val="20"/>
+                <w:szCs w:val="20"/>
+                <w:rtl/>
+              </w:rPr>
+              <w:t xml:space="preserve"> :</w:t>
+            </w:r>
+            <w:r>
+              <w:rPr>
+                <w:rFonts w:ascii="29LT Bukra Bold Italic" w:hAnsi="29LT Bukra Bold Italic" w:cs="29LT Bukra Bold Italic"/>
+                <w:b/>
+                <w:bCs/>
+                <w:sz w:val="20"/>
+                <w:szCs w:val="20"/>
+              </w:rPr>
+              <w:t>3</w:t>
+            </w:r>
+            <w:r>
+              <w:rPr>
+                <w:rFonts w:ascii="29LT Bukra Bold Italic" w:hAnsi="29LT Bukra Bold Italic" w:cs="29LT Bukra Bold Italic" w:hint="cs"/>
+                <w:b/>
+                <w:bCs/>
+                <w:sz w:val="20"/>
+                <w:szCs w:val="20"/>
+                <w:rtl/>
+              </w:rPr>
+              <w:t>/</w:t>
+            </w:r>
+            <w:r>
+              <w:rPr>
+                <w:rFonts w:ascii="29LT Bukra Bold Italic" w:hAnsi="29LT Bukra Bold Italic" w:cs="29LT Bukra Bold Italic"/>
+                <w:b/>
+                <w:bCs/>
+                <w:sz w:val="20"/>
+                <w:szCs w:val="20"/>
+              </w:rPr>
+              <w:t>1</w:t>
             </w:r>
           </w:p>
         </w:tc>
@@ -2661,7 +2640,73 @@
                 <w:szCs w:val="20"/>
                 <w:rtl/>
               </w:rPr>
-              <w:t>10/10: 14/10</w:t>
+              <w:t>4</w:t>
+            </w:r>
+            <w:r>
+              <w:rPr>
+                <w:rFonts w:ascii="29LT Bukra Bold Italic" w:hAnsi="29LT Bukra Bold Italic" w:cs="29LT Bukra Bold Italic" w:hint="cs"/>
+                <w:b/>
+                <w:bCs/>
+                <w:sz w:val="20"/>
+                <w:szCs w:val="20"/>
+                <w:rtl/>
+              </w:rPr>
+              <w:t>/</w:t>
+            </w:r>
+            <w:r>
+              <w:rPr>
+                <w:rFonts w:ascii="29LT Bukra Bold Italic" w:hAnsi="29LT Bukra Bold Italic" w:cs="29LT Bukra Bold Italic" w:hint="cs"/>
+                <w:b/>
+                <w:bCs/>
+                <w:sz w:val="20"/>
+                <w:szCs w:val="20"/>
+                <w:rtl/>
+              </w:rPr>
+              <w:t>2</w:t>
+            </w:r>
+            <w:r>
+              <w:rPr>
+                <w:rFonts w:ascii="29LT Bukra Bold Italic" w:hAnsi="29LT Bukra Bold Italic" w:cs="29LT Bukra Bold Italic" w:hint="cs"/>
+                <w:b/>
+                <w:bCs/>
+                <w:sz w:val="20"/>
+                <w:szCs w:val="20"/>
+                <w:rtl/>
+              </w:rPr>
+              <w:t xml:space="preserve">: </w:t>
+            </w:r>
+            <w:r>
+              <w:rPr>
+                <w:rFonts w:ascii="29LT Bukra Bold Italic" w:hAnsi="29LT Bukra Bold Italic" w:cs="29LT Bukra Bold Italic" w:hint="cs"/>
+                <w:b/>
+                <w:bCs/>
+                <w:sz w:val="20"/>
+                <w:szCs w:val="20"/>
+                <w:rtl/>
+              </w:rPr>
+              <w:t>3</w:t>
+            </w:r>
+            <w:r>
+              <w:rPr>
+                <w:rFonts w:ascii="29LT Bukra Bold Italic" w:hAnsi="29LT Bukra Bold Italic" w:cs="29LT Bukra Bold Italic" w:hint="cs"/>
+                <w:b/>
+                <w:bCs/>
+                <w:sz w:val="20"/>
+                <w:szCs w:val="20"/>
+                <w:rtl/>
+              </w:rPr>
+              <w:t>/</w:t>
+            </w:r>
+            <w:r>
+              <w:rPr>
+                <w:rFonts w:ascii="29LT Bukra Bold Italic" w:hAnsi="29LT Bukra Bold Italic" w:cs="29LT Bukra Bold Italic" w:hint="cs"/>
+                <w:b/>
+                <w:bCs/>
+                <w:sz w:val="20"/>
+                <w:szCs w:val="20"/>
+                <w:rtl/>
+              </w:rPr>
+              <w:t>29</w:t>
             </w:r>
           </w:p>
         </w:tc>
@@ -3786,7 +3831,73 @@
                 <w:szCs w:val="20"/>
                 <w:rtl/>
               </w:rPr>
-              <w:t>17/10: 21/10</w:t>
+              <w:t>4</w:t>
+            </w:r>
+            <w:r>
+              <w:rPr>
+                <w:rFonts w:ascii="29LT Bukra Bold Italic" w:hAnsi="29LT Bukra Bold Italic" w:cs="29LT Bukra Bold Italic" w:hint="cs"/>
+                <w:b/>
+                <w:bCs/>
+                <w:sz w:val="20"/>
+                <w:szCs w:val="20"/>
+                <w:rtl/>
+              </w:rPr>
+              <w:t>/</w:t>
+            </w:r>
+            <w:r>
+              <w:rPr>
+                <w:rFonts w:ascii="29LT Bukra Bold Italic" w:hAnsi="29LT Bukra Bold Italic" w:cs="29LT Bukra Bold Italic" w:hint="cs"/>
+                <w:b/>
+                <w:bCs/>
+                <w:sz w:val="20"/>
+                <w:szCs w:val="20"/>
+                <w:rtl/>
+              </w:rPr>
+              <w:t>9</w:t>
+            </w:r>
+            <w:r>
+              <w:rPr>
+                <w:rFonts w:ascii="29LT Bukra Bold Italic" w:hAnsi="29LT Bukra Bold Italic" w:cs="29LT Bukra Bold Italic" w:hint="cs"/>
+                <w:b/>
+                <w:bCs/>
+                <w:sz w:val="20"/>
+                <w:szCs w:val="20"/>
+                <w:rtl/>
+              </w:rPr>
+              <w:t xml:space="preserve">: </w:t>
+            </w:r>
+            <w:r>
+              <w:rPr>
+                <w:rFonts w:ascii="29LT Bukra Bold Italic" w:hAnsi="29LT Bukra Bold Italic" w:cs="29LT Bukra Bold Italic" w:hint="cs"/>
+                <w:b/>
+                <w:bCs/>
+                <w:sz w:val="20"/>
+                <w:szCs w:val="20"/>
+                <w:rtl/>
+              </w:rPr>
+              <w:t>4</w:t>
+            </w:r>
+            <w:r>
+              <w:rPr>
+                <w:rFonts w:ascii="29LT Bukra Bold Italic" w:hAnsi="29LT Bukra Bold Italic" w:cs="29LT Bukra Bold Italic" w:hint="cs"/>
+                <w:b/>
+                <w:bCs/>
+                <w:sz w:val="20"/>
+                <w:szCs w:val="20"/>
+                <w:rtl/>
+              </w:rPr>
+              <w:t>/</w:t>
+            </w:r>
+            <w:r>
+              <w:rPr>
+                <w:rFonts w:ascii="29LT Bukra Bold Italic" w:hAnsi="29LT Bukra Bold Italic" w:cs="29LT Bukra Bold Italic" w:hint="cs"/>
+                <w:b/>
+                <w:bCs/>
+                <w:sz w:val="20"/>
+                <w:szCs w:val="20"/>
+                <w:rtl/>
+              </w:rPr>
+              <w:t>5</w:t>
             </w:r>
           </w:p>
         </w:tc>
@@ -3894,7 +4005,73 @@
                 <w:szCs w:val="20"/>
                 <w:rtl/>
               </w:rPr>
-              <w:t>24/10: 28/10</w:t>
+              <w:t>4</w:t>
+            </w:r>
+            <w:r>
+              <w:rPr>
+                <w:rFonts w:ascii="29LT Bukra Bold Italic" w:hAnsi="29LT Bukra Bold Italic" w:cs="29LT Bukra Bold Italic" w:hint="cs"/>
+                <w:b/>
+                <w:bCs/>
+                <w:sz w:val="20"/>
+                <w:szCs w:val="20"/>
+                <w:rtl/>
+              </w:rPr>
+              <w:t>/</w:t>
+            </w:r>
+            <w:r>
+              <w:rPr>
+                <w:rFonts w:ascii="29LT Bukra Bold Italic" w:hAnsi="29LT Bukra Bold Italic" w:cs="29LT Bukra Bold Italic" w:hint="cs"/>
+                <w:b/>
+                <w:bCs/>
+                <w:sz w:val="20"/>
+                <w:szCs w:val="20"/>
+                <w:rtl/>
+              </w:rPr>
+              <w:t>16</w:t>
+            </w:r>
+            <w:r>
+              <w:rPr>
+                <w:rFonts w:ascii="29LT Bukra Bold Italic" w:hAnsi="29LT Bukra Bold Italic" w:cs="29LT Bukra Bold Italic" w:hint="cs"/>
+                <w:b/>
+                <w:bCs/>
+                <w:sz w:val="20"/>
+                <w:szCs w:val="20"/>
+                <w:rtl/>
+              </w:rPr>
+              <w:t xml:space="preserve">: </w:t>
+            </w:r>
+            <w:r>
+              <w:rPr>
+                <w:rFonts w:ascii="29LT Bukra Bold Italic" w:hAnsi="29LT Bukra Bold Italic" w:cs="29LT Bukra Bold Italic" w:hint="cs"/>
+                <w:b/>
+                <w:bCs/>
+                <w:sz w:val="20"/>
+                <w:szCs w:val="20"/>
+                <w:rtl/>
+              </w:rPr>
+              <w:t>4</w:t>
+            </w:r>
+            <w:r>
+              <w:rPr>
+                <w:rFonts w:ascii="29LT Bukra Bold Italic" w:hAnsi="29LT Bukra Bold Italic" w:cs="29LT Bukra Bold Italic" w:hint="cs"/>
+                <w:b/>
+                <w:bCs/>
+                <w:sz w:val="20"/>
+                <w:szCs w:val="20"/>
+                <w:rtl/>
+              </w:rPr>
+              <w:t>/</w:t>
+            </w:r>
+            <w:r>
+              <w:rPr>
+                <w:rFonts w:ascii="29LT Bukra Bold Italic" w:hAnsi="29LT Bukra Bold Italic" w:cs="29LT Bukra Bold Italic" w:hint="cs"/>
+                <w:b/>
+                <w:bCs/>
+                <w:sz w:val="20"/>
+                <w:szCs w:val="20"/>
+                <w:rtl/>
+              </w:rPr>
+              <w:t>12</w:t>
             </w:r>
           </w:p>
         </w:tc>
@@ -4002,7 +4179,73 @@
                 <w:szCs w:val="20"/>
                 <w:rtl/>
               </w:rPr>
-              <w:t>2/11: 6/11</w:t>
+              <w:t>4</w:t>
+            </w:r>
+            <w:r>
+              <w:rPr>
+                <w:rFonts w:ascii="29LT Bukra Bold Italic" w:hAnsi="29LT Bukra Bold Italic" w:cs="29LT Bukra Bold Italic" w:hint="cs"/>
+                <w:b/>
+                <w:bCs/>
+                <w:sz w:val="20"/>
+                <w:szCs w:val="20"/>
+                <w:rtl/>
+              </w:rPr>
+              <w:t>/</w:t>
+            </w:r>
+            <w:r>
+              <w:rPr>
+                <w:rFonts w:ascii="29LT Bukra Bold Italic" w:hAnsi="29LT Bukra Bold Italic" w:cs="29LT Bukra Bold Italic" w:hint="cs"/>
+                <w:b/>
+                <w:bCs/>
+                <w:sz w:val="20"/>
+                <w:szCs w:val="20"/>
+                <w:rtl/>
+              </w:rPr>
+              <w:t>23</w:t>
+            </w:r>
+            <w:r>
+              <w:rPr>
+                <w:rFonts w:ascii="29LT Bukra Bold Italic" w:hAnsi="29LT Bukra Bold Italic" w:cs="29LT Bukra Bold Italic" w:hint="cs"/>
+                <w:b/>
+                <w:bCs/>
+                <w:sz w:val="20"/>
+                <w:szCs w:val="20"/>
+                <w:rtl/>
+              </w:rPr>
+              <w:t xml:space="preserve">: </w:t>
+            </w:r>
+            <w:r>
+              <w:rPr>
+                <w:rFonts w:ascii="29LT Bukra Bold Italic" w:hAnsi="29LT Bukra Bold Italic" w:cs="29LT Bukra Bold Italic" w:hint="cs"/>
+                <w:b/>
+                <w:bCs/>
+                <w:sz w:val="20"/>
+                <w:szCs w:val="20"/>
+                <w:rtl/>
+              </w:rPr>
+              <w:t>4</w:t>
+            </w:r>
+            <w:r>
+              <w:rPr>
+                <w:rFonts w:ascii="29LT Bukra Bold Italic" w:hAnsi="29LT Bukra Bold Italic" w:cs="29LT Bukra Bold Italic" w:hint="cs"/>
+                <w:b/>
+                <w:bCs/>
+                <w:sz w:val="20"/>
+                <w:szCs w:val="20"/>
+                <w:rtl/>
+              </w:rPr>
+              <w:t>/</w:t>
+            </w:r>
+            <w:r>
+              <w:rPr>
+                <w:rFonts w:ascii="29LT Bukra Bold Italic" w:hAnsi="29LT Bukra Bold Italic" w:cs="29LT Bukra Bold Italic" w:hint="cs"/>
+                <w:b/>
+                <w:bCs/>
+                <w:sz w:val="20"/>
+                <w:szCs w:val="20"/>
+                <w:rtl/>
+              </w:rPr>
+              <w:t>19</w:t>
             </w:r>
           </w:p>
         </w:tc>
@@ -4110,7 +4353,73 @@
                 <w:szCs w:val="20"/>
                 <w:rtl/>
               </w:rPr>
-              <w:t>9/11: 13/11</w:t>
+              <w:t>4</w:t>
+            </w:r>
+            <w:r>
+              <w:rPr>
+                <w:rFonts w:ascii="29LT Bukra Bold Italic" w:hAnsi="29LT Bukra Bold Italic" w:cs="29LT Bukra Bold Italic" w:hint="cs"/>
+                <w:b/>
+                <w:bCs/>
+                <w:sz w:val="20"/>
+                <w:szCs w:val="20"/>
+                <w:rtl/>
+              </w:rPr>
+              <w:t>/</w:t>
+            </w:r>
+            <w:r>
+              <w:rPr>
+                <w:rFonts w:ascii="29LT Bukra Bold Italic" w:hAnsi="29LT Bukra Bold Italic" w:cs="29LT Bukra Bold Italic" w:hint="cs"/>
+                <w:b/>
+                <w:bCs/>
+                <w:sz w:val="20"/>
+                <w:szCs w:val="20"/>
+                <w:rtl/>
+              </w:rPr>
+              <w:t>30</w:t>
+            </w:r>
+            <w:r>
+              <w:rPr>
+                <w:rFonts w:ascii="29LT Bukra Bold Italic" w:hAnsi="29LT Bukra Bold Italic" w:cs="29LT Bukra Bold Italic" w:hint="cs"/>
+                <w:b/>
+                <w:bCs/>
+                <w:sz w:val="20"/>
+                <w:szCs w:val="20"/>
+                <w:rtl/>
+              </w:rPr>
+              <w:t xml:space="preserve">: </w:t>
+            </w:r>
+            <w:r>
+              <w:rPr>
+                <w:rFonts w:ascii="29LT Bukra Bold Italic" w:hAnsi="29LT Bukra Bold Italic" w:cs="29LT Bukra Bold Italic" w:hint="cs"/>
+                <w:b/>
+                <w:bCs/>
+                <w:sz w:val="20"/>
+                <w:szCs w:val="20"/>
+                <w:rtl/>
+              </w:rPr>
+              <w:t>4</w:t>
+            </w:r>
+            <w:r>
+              <w:rPr>
+                <w:rFonts w:ascii="29LT Bukra Bold Italic" w:hAnsi="29LT Bukra Bold Italic" w:cs="29LT Bukra Bold Italic" w:hint="cs"/>
+                <w:b/>
+                <w:bCs/>
+                <w:sz w:val="20"/>
+                <w:szCs w:val="20"/>
+                <w:rtl/>
+              </w:rPr>
+              <w:t>/</w:t>
+            </w:r>
+            <w:r>
+              <w:rPr>
+                <w:rFonts w:ascii="29LT Bukra Bold Italic" w:hAnsi="29LT Bukra Bold Italic" w:cs="29LT Bukra Bold Italic" w:hint="cs"/>
+                <w:b/>
+                <w:bCs/>
+                <w:sz w:val="20"/>
+                <w:szCs w:val="20"/>
+                <w:rtl/>
+              </w:rPr>
+              <w:t>26</w:t>
             </w:r>
           </w:p>
         </w:tc>
@@ -5203,7 +5512,73 @@
                 <w:szCs w:val="20"/>
                 <w:rtl/>
               </w:rPr>
-              <w:t>16/11: 20/11</w:t>
+              <w:t>5</w:t>
+            </w:r>
+            <w:r>
+              <w:rPr>
+                <w:rFonts w:ascii="29LT Bukra Bold Italic" w:hAnsi="29LT Bukra Bold Italic" w:cs="29LT Bukra Bold Italic" w:hint="cs"/>
+                <w:b/>
+                <w:bCs/>
+                <w:sz w:val="20"/>
+                <w:szCs w:val="20"/>
+                <w:rtl/>
+              </w:rPr>
+              <w:t>/</w:t>
+            </w:r>
+            <w:r>
+              <w:rPr>
+                <w:rFonts w:ascii="29LT Bukra Bold Italic" w:hAnsi="29LT Bukra Bold Italic" w:cs="29LT Bukra Bold Italic" w:hint="cs"/>
+                <w:b/>
+                <w:bCs/>
+                <w:sz w:val="20"/>
+                <w:szCs w:val="20"/>
+                <w:rtl/>
+              </w:rPr>
+              <w:t>7</w:t>
+            </w:r>
+            <w:r>
+              <w:rPr>
+                <w:rFonts w:ascii="29LT Bukra Bold Italic" w:hAnsi="29LT Bukra Bold Italic" w:cs="29LT Bukra Bold Italic" w:hint="cs"/>
+                <w:b/>
+                <w:bCs/>
+                <w:sz w:val="20"/>
+                <w:szCs w:val="20"/>
+                <w:rtl/>
+              </w:rPr>
+              <w:t xml:space="preserve">: </w:t>
+            </w:r>
+            <w:r>
+              <w:rPr>
+                <w:rFonts w:ascii="29LT Bukra Bold Italic" w:hAnsi="29LT Bukra Bold Italic" w:cs="29LT Bukra Bold Italic" w:hint="cs"/>
+                <w:b/>
+                <w:bCs/>
+                <w:sz w:val="20"/>
+                <w:szCs w:val="20"/>
+                <w:rtl/>
+              </w:rPr>
+              <w:t>5</w:t>
+            </w:r>
+            <w:r>
+              <w:rPr>
+                <w:rFonts w:ascii="29LT Bukra Bold Italic" w:hAnsi="29LT Bukra Bold Italic" w:cs="29LT Bukra Bold Italic" w:hint="cs"/>
+                <w:b/>
+                <w:bCs/>
+                <w:sz w:val="20"/>
+                <w:szCs w:val="20"/>
+                <w:rtl/>
+              </w:rPr>
+              <w:t>/</w:t>
+            </w:r>
+            <w:r>
+              <w:rPr>
+                <w:rFonts w:ascii="29LT Bukra Bold Italic" w:hAnsi="29LT Bukra Bold Italic" w:cs="29LT Bukra Bold Italic" w:hint="cs"/>
+                <w:b/>
+                <w:bCs/>
+                <w:sz w:val="20"/>
+                <w:szCs w:val="20"/>
+                <w:rtl/>
+              </w:rPr>
+              <w:t>3</w:t>
             </w:r>
           </w:p>
         </w:tc>
@@ -5311,7 +5686,73 @@
                 <w:szCs w:val="20"/>
                 <w:rtl/>
               </w:rPr>
-              <w:t>23/11: 27/11</w:t>
+              <w:t>5</w:t>
+            </w:r>
+            <w:r>
+              <w:rPr>
+                <w:rFonts w:ascii="29LT Bukra Bold Italic" w:hAnsi="29LT Bukra Bold Italic" w:cs="29LT Bukra Bold Italic" w:hint="cs"/>
+                <w:b/>
+                <w:bCs/>
+                <w:sz w:val="20"/>
+                <w:szCs w:val="20"/>
+                <w:rtl/>
+              </w:rPr>
+              <w:t>/1</w:t>
+            </w:r>
+            <w:r>
+              <w:rPr>
+                <w:rFonts w:ascii="29LT Bukra Bold Italic" w:hAnsi="29LT Bukra Bold Italic" w:cs="29LT Bukra Bold Italic" w:hint="cs"/>
+                <w:b/>
+                <w:bCs/>
+                <w:sz w:val="20"/>
+                <w:szCs w:val="20"/>
+                <w:rtl/>
+              </w:rPr>
+              <w:t>4</w:t>
+            </w:r>
+            <w:r>
+              <w:rPr>
+                <w:rFonts w:ascii="29LT Bukra Bold Italic" w:hAnsi="29LT Bukra Bold Italic" w:cs="29LT Bukra Bold Italic" w:hint="cs"/>
+                <w:b/>
+                <w:bCs/>
+                <w:sz w:val="20"/>
+                <w:szCs w:val="20"/>
+                <w:rtl/>
+              </w:rPr>
+              <w:t xml:space="preserve">: </w:t>
+            </w:r>
+            <w:r>
+              <w:rPr>
+                <w:rFonts w:ascii="29LT Bukra Bold Italic" w:hAnsi="29LT Bukra Bold Italic" w:cs="29LT Bukra Bold Italic" w:hint="cs"/>
+                <w:b/>
+                <w:bCs/>
+                <w:sz w:val="20"/>
+                <w:szCs w:val="20"/>
+                <w:rtl/>
+              </w:rPr>
+              <w:t>5</w:t>
+            </w:r>
+            <w:r>
+              <w:rPr>
+                <w:rFonts w:ascii="29LT Bukra Bold Italic" w:hAnsi="29LT Bukra Bold Italic" w:cs="29LT Bukra Bold Italic" w:hint="cs"/>
+                <w:b/>
+                <w:bCs/>
+                <w:sz w:val="20"/>
+                <w:szCs w:val="20"/>
+                <w:rtl/>
+              </w:rPr>
+              <w:t>/</w:t>
+            </w:r>
+            <w:r>
+              <w:rPr>
+                <w:rFonts w:ascii="29LT Bukra Bold Italic" w:hAnsi="29LT Bukra Bold Italic" w:cs="29LT Bukra Bold Italic" w:hint="cs"/>
+                <w:b/>
+                <w:bCs/>
+                <w:sz w:val="20"/>
+                <w:szCs w:val="20"/>
+                <w:rtl/>
+              </w:rPr>
+              <w:t>10</w:t>
             </w:r>
           </w:p>
         </w:tc>
@@ -5419,7 +5860,73 @@
                 <w:szCs w:val="20"/>
                 <w:rtl/>
               </w:rPr>
-              <w:t>30/11: 4/12</w:t>
+              <w:t>5</w:t>
+            </w:r>
+            <w:r>
+              <w:rPr>
+                <w:rFonts w:ascii="29LT Bukra Bold Italic" w:hAnsi="29LT Bukra Bold Italic" w:cs="29LT Bukra Bold Italic" w:hint="cs"/>
+                <w:b/>
+                <w:bCs/>
+                <w:sz w:val="20"/>
+                <w:szCs w:val="20"/>
+                <w:rtl/>
+              </w:rPr>
+              <w:t>/</w:t>
+            </w:r>
+            <w:r>
+              <w:rPr>
+                <w:rFonts w:ascii="29LT Bukra Bold Italic" w:hAnsi="29LT Bukra Bold Italic" w:cs="29LT Bukra Bold Italic" w:hint="cs"/>
+                <w:b/>
+                <w:bCs/>
+                <w:sz w:val="20"/>
+                <w:szCs w:val="20"/>
+                <w:rtl/>
+              </w:rPr>
+              <w:t>2</w:t>
+            </w:r>
+            <w:r>
+              <w:rPr>
+                <w:rFonts w:ascii="29LT Bukra Bold Italic" w:hAnsi="29LT Bukra Bold Italic" w:cs="29LT Bukra Bold Italic" w:hint="cs"/>
+                <w:b/>
+                <w:bCs/>
+                <w:sz w:val="20"/>
+                <w:szCs w:val="20"/>
+                <w:rtl/>
+              </w:rPr>
+              <w:t xml:space="preserve">1: </w:t>
+            </w:r>
+            <w:r>
+              <w:rPr>
+                <w:rFonts w:ascii="29LT Bukra Bold Italic" w:hAnsi="29LT Bukra Bold Italic" w:cs="29LT Bukra Bold Italic" w:hint="cs"/>
+                <w:b/>
+                <w:bCs/>
+                <w:sz w:val="20"/>
+                <w:szCs w:val="20"/>
+                <w:rtl/>
+              </w:rPr>
+              <w:t>5</w:t>
+            </w:r>
+            <w:r>
+              <w:rPr>
+                <w:rFonts w:ascii="29LT Bukra Bold Italic" w:hAnsi="29LT Bukra Bold Italic" w:cs="29LT Bukra Bold Italic" w:hint="cs"/>
+                <w:b/>
+                <w:bCs/>
+                <w:sz w:val="20"/>
+                <w:szCs w:val="20"/>
+                <w:rtl/>
+              </w:rPr>
+              <w:t>/1</w:t>
+            </w:r>
+            <w:r>
+              <w:rPr>
+                <w:rFonts w:ascii="29LT Bukra Bold Italic" w:hAnsi="29LT Bukra Bold Italic" w:cs="29LT Bukra Bold Italic" w:hint="cs"/>
+                <w:b/>
+                <w:bCs/>
+                <w:sz w:val="20"/>
+                <w:szCs w:val="20"/>
+                <w:rtl/>
+              </w:rPr>
+              <w:t>7</w:t>
             </w:r>
           </w:p>
         </w:tc>
@@ -5527,7 +6034,62 @@
                 <w:szCs w:val="20"/>
                 <w:rtl/>
               </w:rPr>
-              <w:t>14/12: 18/12</w:t>
+              <w:t>6</w:t>
+            </w:r>
+            <w:r>
+              <w:rPr>
+                <w:rFonts w:ascii="29LT Bukra Bold Italic" w:hAnsi="29LT Bukra Bold Italic" w:cs="29LT Bukra Bold Italic" w:hint="cs"/>
+                <w:b/>
+                <w:bCs/>
+                <w:sz w:val="20"/>
+                <w:szCs w:val="20"/>
+                <w:rtl/>
+              </w:rPr>
+              <w:t>/</w:t>
+            </w:r>
+            <w:r>
+              <w:rPr>
+                <w:rFonts w:ascii="29LT Bukra Bold Italic" w:hAnsi="29LT Bukra Bold Italic" w:cs="29LT Bukra Bold Italic" w:hint="cs"/>
+                <w:b/>
+                <w:bCs/>
+                <w:sz w:val="20"/>
+                <w:szCs w:val="20"/>
+                <w:rtl/>
+              </w:rPr>
+              <w:t>4</w:t>
+            </w:r>
+            <w:r>
+              <w:rPr>
+                <w:rFonts w:ascii="29LT Bukra Bold Italic" w:hAnsi="29LT Bukra Bold Italic" w:cs="29LT Bukra Bold Italic" w:hint="cs"/>
+                <w:b/>
+                <w:bCs/>
+                <w:sz w:val="20"/>
+                <w:szCs w:val="20"/>
+                <w:rtl/>
+              </w:rPr>
+              <w:t xml:space="preserve">: </w:t>
+            </w:r>
+            <w:r>
+              <w:rPr>
+                <w:rFonts w:ascii="29LT Bukra Bold Italic" w:hAnsi="29LT Bukra Bold Italic" w:cs="29LT Bukra Bold Italic" w:hint="cs"/>
+                <w:b/>
+                <w:bCs/>
+                <w:sz w:val="20"/>
+                <w:szCs w:val="20"/>
+                <w:rtl/>
+              </w:rPr>
+              <w:t>6</w:t>
+            </w:r>
+            <w:r>
+              <w:rPr>
+                <w:rFonts w:ascii="29LT Bukra Bold Italic" w:hAnsi="29LT Bukra Bold Italic" w:cs="29LT Bukra Bold Italic" w:hint="cs"/>
+                <w:b/>
+                <w:bCs/>
+                <w:sz w:val="20"/>
+                <w:szCs w:val="20"/>
+                <w:rtl/>
+              </w:rPr>
+              <w:t>/2</w:t>
             </w:r>
           </w:p>
         </w:tc>
@@ -5734,21 +6296,12 @@
                 <w:rtl/>
               </w:rPr>
             </w:pPr>
-            <w:proofErr w:type="spellStart"/>
-            <w:r>
-              <w:rPr>
-                <w:rFonts w:ascii="29LT Bukra Bold Italic" w:hAnsi="29LT Bukra Bold Italic" w:cs="Cocon® Next Arabic"/>
-                <w:szCs w:val="20"/>
-              </w:rPr>
-              <w:t>Tinkercad</w:t>
-            </w:r>
-            <w:proofErr w:type="spellEnd"/>
-            <w:r>
-              <w:rPr>
-                <w:rFonts w:ascii="29LT Bukra Bold Italic" w:hAnsi="29LT Bukra Bold Italic" w:cs="Cocon® Next Arabic"/>
-                <w:szCs w:val="20"/>
-              </w:rPr>
-              <w:t xml:space="preserve"> Circuits</w:t>
+            <w:r>
+              <w:rPr>
+                <w:rFonts w:ascii="29LT Bukra Bold Italic" w:hAnsi="29LT Bukra Bold Italic" w:cs="Cocon® Next Arabic"/>
+                <w:szCs w:val="20"/>
+              </w:rPr>
+              <w:t>Tinkercad Circuits</w:t>
             </w:r>
           </w:p>
         </w:tc>
@@ -6622,7 +7175,73 @@
                 <w:szCs w:val="20"/>
                 <w:rtl/>
               </w:rPr>
-              <w:t>21/12: 25/12</w:t>
+              <w:t>6</w:t>
+            </w:r>
+            <w:r>
+              <w:rPr>
+                <w:rFonts w:ascii="29LT Bukra Bold Italic" w:hAnsi="29LT Bukra Bold Italic" w:cs="29LT Bukra Bold Italic" w:hint="cs"/>
+                <w:b/>
+                <w:bCs/>
+                <w:sz w:val="20"/>
+                <w:szCs w:val="20"/>
+                <w:rtl/>
+              </w:rPr>
+              <w:t>/1</w:t>
+            </w:r>
+            <w:r>
+              <w:rPr>
+                <w:rFonts w:ascii="29LT Bukra Bold Italic" w:hAnsi="29LT Bukra Bold Italic" w:cs="29LT Bukra Bold Italic" w:hint="cs"/>
+                <w:b/>
+                <w:bCs/>
+                <w:sz w:val="20"/>
+                <w:szCs w:val="20"/>
+                <w:rtl/>
+              </w:rPr>
+              <w:t>1</w:t>
+            </w:r>
+            <w:r>
+              <w:rPr>
+                <w:rFonts w:ascii="29LT Bukra Bold Italic" w:hAnsi="29LT Bukra Bold Italic" w:cs="29LT Bukra Bold Italic" w:hint="cs"/>
+                <w:b/>
+                <w:bCs/>
+                <w:sz w:val="20"/>
+                <w:szCs w:val="20"/>
+                <w:rtl/>
+              </w:rPr>
+              <w:t xml:space="preserve">: </w:t>
+            </w:r>
+            <w:r>
+              <w:rPr>
+                <w:rFonts w:ascii="29LT Bukra Bold Italic" w:hAnsi="29LT Bukra Bold Italic" w:cs="29LT Bukra Bold Italic" w:hint="cs"/>
+                <w:b/>
+                <w:bCs/>
+                <w:sz w:val="20"/>
+                <w:szCs w:val="20"/>
+                <w:rtl/>
+              </w:rPr>
+              <w:t>6</w:t>
+            </w:r>
+            <w:r>
+              <w:rPr>
+                <w:rFonts w:ascii="29LT Bukra Bold Italic" w:hAnsi="29LT Bukra Bold Italic" w:cs="29LT Bukra Bold Italic" w:hint="cs"/>
+                <w:b/>
+                <w:bCs/>
+                <w:sz w:val="20"/>
+                <w:szCs w:val="20"/>
+                <w:rtl/>
+              </w:rPr>
+              <w:t>/</w:t>
+            </w:r>
+            <w:r>
+              <w:rPr>
+                <w:rFonts w:ascii="29LT Bukra Bold Italic" w:hAnsi="29LT Bukra Bold Italic" w:cs="29LT Bukra Bold Italic" w:hint="cs"/>
+                <w:b/>
+                <w:bCs/>
+                <w:sz w:val="20"/>
+                <w:szCs w:val="20"/>
+                <w:rtl/>
+              </w:rPr>
+              <w:t>7</w:t>
             </w:r>
           </w:p>
         </w:tc>
@@ -6730,7 +7349,73 @@
                 <w:szCs w:val="20"/>
                 <w:rtl/>
               </w:rPr>
-              <w:t>28/12: 3/1</w:t>
+              <w:t>6</w:t>
+            </w:r>
+            <w:r>
+              <w:rPr>
+                <w:rFonts w:ascii="29LT Bukra Bold Italic" w:hAnsi="29LT Bukra Bold Italic" w:cs="29LT Bukra Bold Italic" w:hint="cs"/>
+                <w:b/>
+                <w:bCs/>
+                <w:sz w:val="20"/>
+                <w:szCs w:val="20"/>
+                <w:rtl/>
+              </w:rPr>
+              <w:t>/1</w:t>
+            </w:r>
+            <w:r>
+              <w:rPr>
+                <w:rFonts w:ascii="29LT Bukra Bold Italic" w:hAnsi="29LT Bukra Bold Italic" w:cs="29LT Bukra Bold Italic" w:hint="cs"/>
+                <w:b/>
+                <w:bCs/>
+                <w:sz w:val="20"/>
+                <w:szCs w:val="20"/>
+                <w:rtl/>
+              </w:rPr>
+              <w:t>8</w:t>
+            </w:r>
+            <w:r>
+              <w:rPr>
+                <w:rFonts w:ascii="29LT Bukra Bold Italic" w:hAnsi="29LT Bukra Bold Italic" w:cs="29LT Bukra Bold Italic" w:hint="cs"/>
+                <w:b/>
+                <w:bCs/>
+                <w:sz w:val="20"/>
+                <w:szCs w:val="20"/>
+                <w:rtl/>
+              </w:rPr>
+              <w:t xml:space="preserve">: </w:t>
+            </w:r>
+            <w:r>
+              <w:rPr>
+                <w:rFonts w:ascii="29LT Bukra Bold Italic" w:hAnsi="29LT Bukra Bold Italic" w:cs="29LT Bukra Bold Italic" w:hint="cs"/>
+                <w:b/>
+                <w:bCs/>
+                <w:sz w:val="20"/>
+                <w:szCs w:val="20"/>
+                <w:rtl/>
+              </w:rPr>
+              <w:t>6</w:t>
+            </w:r>
+            <w:r>
+              <w:rPr>
+                <w:rFonts w:ascii="29LT Bukra Bold Italic" w:hAnsi="29LT Bukra Bold Italic" w:cs="29LT Bukra Bold Italic" w:hint="cs"/>
+                <w:b/>
+                <w:bCs/>
+                <w:sz w:val="20"/>
+                <w:szCs w:val="20"/>
+                <w:rtl/>
+              </w:rPr>
+              <w:t>/1</w:t>
+            </w:r>
+            <w:r>
+              <w:rPr>
+                <w:rFonts w:ascii="29LT Bukra Bold Italic" w:hAnsi="29LT Bukra Bold Italic" w:cs="29LT Bukra Bold Italic" w:hint="cs"/>
+                <w:b/>
+                <w:bCs/>
+                <w:sz w:val="20"/>
+                <w:szCs w:val="20"/>
+                <w:rtl/>
+              </w:rPr>
+              <w:t>4</w:t>
             </w:r>
           </w:p>
         </w:tc>
@@ -6840,7 +7525,6 @@
               </w:rPr>
               <w:t>6/</w:t>
             </w:r>
-            <w:proofErr w:type="gramStart"/>
             <w:r>
               <w:rPr>
                 <w:rFonts w:ascii="29LT Bukra Bold Italic" w:hAnsi="29LT Bukra Bold Italic" w:cs="29LT Bukra Bold Italic" w:hint="cs"/>
@@ -6850,9 +7534,8 @@
                 <w:szCs w:val="20"/>
                 <w:rtl/>
               </w:rPr>
-              <w:t>1:  10</w:t>
-            </w:r>
-            <w:proofErr w:type="gramEnd"/>
+              <w:t>25</w:t>
+            </w:r>
             <w:r>
               <w:rPr>
                 <w:rFonts w:ascii="29LT Bukra Bold Italic" w:hAnsi="29LT Bukra Bold Italic" w:cs="29LT Bukra Bold Italic" w:hint="cs"/>
@@ -6862,7 +7545,51 @@
                 <w:szCs w:val="20"/>
                 <w:rtl/>
               </w:rPr>
-              <w:t>/1</w:t>
+              <w:t xml:space="preserve">:  </w:t>
+            </w:r>
+            <w:r>
+              <w:rPr>
+                <w:rFonts w:ascii="29LT Bukra Bold Italic" w:hAnsi="29LT Bukra Bold Italic" w:cs="29LT Bukra Bold Italic" w:hint="cs"/>
+                <w:b/>
+                <w:bCs/>
+                <w:sz w:val="20"/>
+                <w:szCs w:val="20"/>
+                <w:rtl/>
+              </w:rPr>
+              <w:t>6</w:t>
+            </w:r>
+            <w:r>
+              <w:rPr>
+                <w:rFonts w:ascii="29LT Bukra Bold Italic" w:hAnsi="29LT Bukra Bold Italic" w:cs="29LT Bukra Bold Italic" w:hint="cs"/>
+                <w:b/>
+                <w:bCs/>
+                <w:sz w:val="20"/>
+                <w:szCs w:val="20"/>
+                <w:rtl/>
+              </w:rPr>
+              <w:t>/</w:t>
+            </w:r>
+            <w:r>
+              <w:rPr>
+                <w:rFonts w:ascii="29LT Bukra Bold Italic" w:hAnsi="29LT Bukra Bold Italic" w:cs="29LT Bukra Bold Italic" w:hint="cs"/>
+                <w:b/>
+                <w:bCs/>
+                <w:sz w:val="20"/>
+                <w:szCs w:val="20"/>
+                <w:rtl/>
+              </w:rPr>
+              <w:t>2</w:t>
+            </w:r>
+            <w:r>
+              <w:rPr>
+                <w:rFonts w:ascii="29LT Bukra Bold Italic" w:hAnsi="29LT Bukra Bold Italic" w:cs="29LT Bukra Bold Italic" w:hint="cs"/>
+                <w:b/>
+                <w:bCs/>
+                <w:sz w:val="20"/>
+                <w:szCs w:val="20"/>
+                <w:rtl/>
+              </w:rPr>
+              <w:t>1</w:t>
             </w:r>
           </w:p>
         </w:tc>
@@ -7727,20 +8454,8 @@
                                 <w:sz w:val="24"/>
                                 <w:szCs w:val="24"/>
                               </w:rPr>
-                              <w:t xml:space="preserve">Moath Moh. </w:t>
+                              <w:t>Moath Moh. Alrawdan</w:t>
                             </w:r>
-                            <w:proofErr w:type="spellStart"/>
-                            <w:r>
-                              <w:rPr>
-                                <w:rFonts w:cstheme="minorHAnsi"/>
-                                <w:b/>
-                                <w:bCs/>
-                                <w:sz w:val="24"/>
-                                <w:szCs w:val="24"/>
-                              </w:rPr>
-                              <w:t>Alrawdan</w:t>
-                            </w:r>
-                            <w:proofErr w:type="spellEnd"/>
                             <w:r>
                               <w:rPr>
                                 <w:rFonts w:ascii="29LT Bukra Bold Italic" w:hAnsi="29LT Bukra Bold Italic" w:cs="29LT Bukra Bold Italic"/>
